--- a/pract-2-awdf-24cs055.docx
+++ b/pract-2-awdf-24cs055.docx
@@ -525,7 +525,7 @@
           <w:tab w:val="left" w:pos="3375"/>
         </w:tabs>
         <w:ind w:right="450"/>
-        <w:jc w:val="both"/>
+        <w:jc w:val="left"/>
         <w:rPr>
           <w:rFonts w:ascii="Times New Roman" w:hAnsi="Times New Roman" w:eastAsia="Times New Roman" w:cs="Times New Roman"/>
           <w:sz w:val="24"/>
@@ -749,7 +749,6 @@
                 <w:color w:val="003366"/>
                 <w:sz w:val="20"/>
               </w:rPr>
-              <w:br w:type="textWrapping"/>
             </w:r>
             <w:r>
               <w:rPr>
@@ -762,6 +761,9 @@
             </w:r>
           </w:p>
           <w:p>
+            <w:pPr>
+              <w:jc w:val="left"/>
+            </w:pPr>
             <w:r>
               <w:rPr>
                 <w:rFonts w:ascii="Consolas" w:hAnsi="Consolas"/>
@@ -971,7 +973,6 @@
                 <w:color w:val="003366"/>
                 <w:sz w:val="20"/>
               </w:rPr>
-              <w:br w:type="textWrapping"/>
             </w:r>
             <w:r>
               <w:rPr>
@@ -984,6 +985,9 @@
             </w:r>
           </w:p>
           <w:p>
+            <w:pPr>
+              <w:jc w:val="left"/>
+            </w:pPr>
             <w:r>
               <w:rPr>
                 <w:rFonts w:ascii="Consolas" w:hAnsi="Consolas"/>
@@ -1457,7 +1461,6 @@
                 <w:color w:val="003366"/>
                 <w:sz w:val="20"/>
               </w:rPr>
-              <w:br w:type="textWrapping"/>
             </w:r>
             <w:r>
               <w:rPr>
@@ -1470,6 +1473,9 @@
             </w:r>
           </w:p>
           <w:p>
+            <w:pPr>
+              <w:jc w:val="left"/>
+            </w:pPr>
             <w:r>
               <w:rPr>
                 <w:rFonts w:ascii="Consolas" w:hAnsi="Consolas"/>
@@ -2215,7 +2221,6 @@
                 <w:color w:val="003366"/>
                 <w:sz w:val="20"/>
               </w:rPr>
-              <w:br w:type="textWrapping"/>
             </w:r>
             <w:r>
               <w:rPr>
@@ -2228,6 +2233,9 @@
             </w:r>
           </w:p>
           <w:p>
+            <w:pPr>
+              <w:jc w:val="left"/>
+            </w:pPr>
             <w:r>
               <w:rPr>
                 <w:rFonts w:ascii="Consolas" w:hAnsi="Consolas"/>
@@ -2461,7 +2469,6 @@
                 <w:color w:val="003366"/>
                 <w:sz w:val="20"/>
               </w:rPr>
-              <w:br w:type="textWrapping"/>
             </w:r>
             <w:r>
               <w:rPr>
@@ -2474,6 +2481,9 @@
             </w:r>
           </w:p>
           <w:p>
+            <w:pPr>
+              <w:jc w:val="left"/>
+            </w:pPr>
             <w:r>
               <w:rPr>
                 <w:rFonts w:ascii="Consolas" w:hAnsi="Consolas"/>
@@ -2627,7 +2637,6 @@
                 <w:color w:val="003366"/>
                 <w:sz w:val="20"/>
               </w:rPr>
-              <w:br w:type="textWrapping"/>
             </w:r>
             <w:r>
               <w:rPr>
@@ -2640,6 +2649,9 @@
             </w:r>
           </w:p>
           <w:p>
+            <w:pPr>
+              <w:jc w:val="left"/>
+            </w:pPr>
             <w:r>
               <w:rPr>
                 <w:rFonts w:ascii="Consolas" w:hAnsi="Consolas"/>
@@ -2793,7 +2805,6 @@
                 <w:color w:val="003366"/>
                 <w:sz w:val="20"/>
               </w:rPr>
-              <w:br w:type="textWrapping"/>
             </w:r>
             <w:r>
               <w:rPr>
@@ -2806,6 +2817,9 @@
             </w:r>
           </w:p>
           <w:p>
+            <w:pPr>
+              <w:jc w:val="left"/>
+            </w:pPr>
             <w:r>
               <w:rPr>
                 <w:rFonts w:ascii="Consolas" w:hAnsi="Consolas"/>
@@ -3071,7 +3085,6 @@
                 <w:color w:val="003366"/>
                 <w:sz w:val="20"/>
               </w:rPr>
-              <w:br w:type="textWrapping"/>
             </w:r>
             <w:r>
               <w:rPr>
@@ -3084,6 +3097,9 @@
             </w:r>
           </w:p>
           <w:p>
+            <w:pPr>
+              <w:jc w:val="left"/>
+            </w:pPr>
             <w:r>
               <w:rPr>
                 <w:rFonts w:ascii="Consolas" w:hAnsi="Consolas"/>
@@ -4373,7 +4389,6 @@
                 <w:color w:val="003366"/>
                 <w:sz w:val="20"/>
               </w:rPr>
-              <w:br w:type="textWrapping"/>
             </w:r>
             <w:r>
               <w:rPr>
@@ -4386,6 +4401,9 @@
             </w:r>
           </w:p>
           <w:p>
+            <w:pPr>
+              <w:jc w:val="left"/>
+            </w:pPr>
             <w:r>
               <w:rPr>
                 <w:rFonts w:ascii="Consolas" w:hAnsi="Consolas"/>
@@ -6075,7 +6093,6 @@
                 <w:color w:val="003366"/>
                 <w:sz w:val="20"/>
               </w:rPr>
-              <w:br w:type="textWrapping"/>
             </w:r>
             <w:r>
               <w:rPr>
@@ -6088,6 +6105,9 @@
             </w:r>
           </w:p>
           <w:p>
+            <w:pPr>
+              <w:jc w:val="left"/>
+            </w:pPr>
             <w:r>
               <w:rPr>
                 <w:rFonts w:ascii="Consolas" w:hAnsi="Consolas"/>
@@ -6369,7 +6389,6 @@
                 <w:color w:val="003366"/>
                 <w:sz w:val="20"/>
               </w:rPr>
-              <w:br w:type="textWrapping"/>
             </w:r>
             <w:r>
               <w:rPr>
@@ -6382,6 +6401,9 @@
             </w:r>
           </w:p>
           <w:p>
+            <w:pPr>
+              <w:jc w:val="left"/>
+            </w:pPr>
             <w:r>
               <w:rPr>
                 <w:rFonts w:ascii="Consolas" w:hAnsi="Consolas"/>
@@ -6711,7 +6733,7 @@
             <w:pPr>
               <w:spacing w:after="0" w:line="240" w:lineRule="auto"/>
               <w:ind w:right="450"/>
-              <w:jc w:val="both"/>
+              <w:jc w:val="left"/>
               <w:rPr>
                 <w:rFonts w:ascii="Times New Roman" w:hAnsi="Times New Roman" w:eastAsia="Times New Roman" w:cs="Times New Roman"/>
                 <w:b/>
@@ -6735,13 +6757,15 @@
             </w:pPr>
           </w:p>
           <w:p>
+            <w:pPr>
+              <w:jc w:val="left"/>
+            </w:pPr>
             <w:r>
               <w:rPr>
                 <w:rFonts w:ascii="Times New Roman" w:hAnsi="Times New Roman"/>
                 <w:b/>
                 <w:sz w:val="22"/>
               </w:rPr>
-              <w:br w:type="textWrapping"/>
             </w:r>
             <w:r>
               <w:rPr>
@@ -6768,13 +6792,15 @@
             </w:r>
           </w:p>
           <w:p>
+            <w:pPr>
+              <w:jc w:val="left"/>
+            </w:pPr>
             <w:r>
               <w:rPr>
                 <w:rFonts w:ascii="Times New Roman" w:hAnsi="Times New Roman"/>
                 <w:b/>
                 <w:sz w:val="22"/>
               </w:rPr>
-              <w:br w:type="textWrapping"/>
             </w:r>
             <w:r>
               <w:rPr>
@@ -6801,13 +6827,15 @@
             </w:r>
           </w:p>
           <w:p>
+            <w:pPr>
+              <w:jc w:val="left"/>
+            </w:pPr>
             <w:r>
               <w:rPr>
                 <w:rFonts w:ascii="Times New Roman" w:hAnsi="Times New Roman"/>
                 <w:b/>
                 <w:sz w:val="22"/>
               </w:rPr>
-              <w:br w:type="textWrapping"/>
             </w:r>
             <w:r>
               <w:rPr>
@@ -6834,13 +6862,15 @@
             </w:r>
           </w:p>
           <w:p>
+            <w:pPr>
+              <w:jc w:val="left"/>
+            </w:pPr>
             <w:r>
               <w:rPr>
                 <w:rFonts w:ascii="Times New Roman" w:hAnsi="Times New Roman"/>
                 <w:b/>
                 <w:sz w:val="22"/>
               </w:rPr>
-              <w:br w:type="textWrapping"/>
             </w:r>
             <w:r>
               <w:rPr>
@@ -6867,13 +6897,15 @@
             </w:r>
           </w:p>
           <w:p>
+            <w:pPr>
+              <w:jc w:val="left"/>
+            </w:pPr>
             <w:r>
               <w:rPr>
                 <w:rFonts w:ascii="Times New Roman" w:hAnsi="Times New Roman"/>
                 <w:b/>
                 <w:sz w:val="22"/>
               </w:rPr>
-              <w:br w:type="textWrapping"/>
             </w:r>
             <w:r>
               <w:rPr>
@@ -6901,6 +6933,7 @@
           </w:p>
           <w:p>
             <w:pPr>
+              <w:jc w:val="left"/>
               <w:rPr>
                 <w:rFonts w:ascii="Times New Roman" w:hAnsi="Times New Roman"/>
                 <w:sz w:val="21"/>
@@ -6912,7 +6945,6 @@
                 <w:b/>
                 <w:sz w:val="22"/>
               </w:rPr>
-              <w:br w:type="textWrapping"/>
             </w:r>
             <w:r>
               <w:rPr>
@@ -7047,7 +7079,7 @@
           <w:tab w:val="left" w:pos="3375"/>
         </w:tabs>
         <w:ind w:right="450"/>
-        <w:jc w:val="both"/>
+        <w:jc w:val="left"/>
         <w:rPr>
           <w:rFonts w:ascii="Times New Roman" w:hAnsi="Times New Roman" w:eastAsia="Times New Roman" w:cs="Times New Roman"/>
           <w:sz w:val="24"/>
@@ -7101,7 +7133,7 @@
           <w:tab w:val="left" w:pos="3375"/>
         </w:tabs>
         <w:ind w:right="450"/>
-        <w:jc w:val="both"/>
+        <w:jc w:val="left"/>
         <w:rPr>
           <w:rFonts w:ascii="Times New Roman" w:hAnsi="Times New Roman" w:eastAsia="Times New Roman" w:cs="Times New Roman"/>
           <w:sz w:val="24"/>
